--- a/BR DEPL GUIDES/BangerRatios_FutureIdeas.docx
+++ b/BR DEPL GUIDES/BangerRatios_FutureIdeas.docx
@@ -91,12 +91,6 @@
         <w:gridCol w:w="9360"/>
       </w:tblGrid>
       <w:tr>
-        <w:tblPrEx>
-          <w:tblCellMar>
-            <w:top w:w="0" w:type="dxa"/>
-            <w:bottom w:w="0" w:type="dxa"/>
-          </w:tblCellMar>
-        </w:tblPrEx>
         <w:tc>
           <w:tcPr>
             <w:tcW w:w="9360" w:type="dxa"/>
@@ -302,12 +296,6 @@
         <w:gridCol w:w="9360"/>
       </w:tblGrid>
       <w:tr>
-        <w:tblPrEx>
-          <w:tblCellMar>
-            <w:top w:w="0" w:type="dxa"/>
-            <w:bottom w:w="0" w:type="dxa"/>
-          </w:tblCellMar>
-        </w:tblPrEx>
         <w:tc>
           <w:tcPr>
             <w:tcW w:w="9360" w:type="dxa"/>
@@ -560,12 +548,6 @@
         <w:gridCol w:w="9360"/>
       </w:tblGrid>
       <w:tr>
-        <w:tblPrEx>
-          <w:tblCellMar>
-            <w:top w:w="0" w:type="dxa"/>
-            <w:bottom w:w="0" w:type="dxa"/>
-          </w:tblCellMar>
-        </w:tblPrEx>
         <w:tc>
           <w:tcPr>
             <w:tcW w:w="9360" w:type="dxa"/>
@@ -835,12 +817,6 @@
         <w:gridCol w:w="9360"/>
       </w:tblGrid>
       <w:tr>
-        <w:tblPrEx>
-          <w:tblCellMar>
-            <w:top w:w="0" w:type="dxa"/>
-            <w:bottom w:w="0" w:type="dxa"/>
-          </w:tblCellMar>
-        </w:tblPrEx>
         <w:tc>
           <w:tcPr>
             <w:tcW w:w="9360" w:type="dxa"/>
@@ -1474,12 +1450,6 @@
         <w:gridCol w:w="9360"/>
       </w:tblGrid>
       <w:tr>
-        <w:tblPrEx>
-          <w:tblCellMar>
-            <w:top w:w="0" w:type="dxa"/>
-            <w:bottom w:w="0" w:type="dxa"/>
-          </w:tblCellMar>
-        </w:tblPrEx>
         <w:tc>
           <w:tcPr>
             <w:tcW w:w="9360" w:type="dxa"/>
@@ -2222,12 +2192,6 @@
         <w:gridCol w:w="9360"/>
       </w:tblGrid>
       <w:tr>
-        <w:tblPrEx>
-          <w:tblCellMar>
-            <w:top w:w="0" w:type="dxa"/>
-            <w:bottom w:w="0" w:type="dxa"/>
-          </w:tblCellMar>
-        </w:tblPrEx>
         <w:tc>
           <w:tcPr>
             <w:tcW w:w="9360" w:type="dxa"/>
@@ -2713,12 +2677,6 @@
         <w:gridCol w:w="9360"/>
       </w:tblGrid>
       <w:tr>
-        <w:tblPrEx>
-          <w:tblCellMar>
-            <w:top w:w="0" w:type="dxa"/>
-            <w:bottom w:w="0" w:type="dxa"/>
-          </w:tblCellMar>
-        </w:tblPrEx>
         <w:tc>
           <w:tcPr>
             <w:tcW w:w="9360" w:type="dxa"/>
@@ -2967,12 +2925,6 @@
         <w:gridCol w:w="9360"/>
       </w:tblGrid>
       <w:tr>
-        <w:tblPrEx>
-          <w:tblCellMar>
-            <w:top w:w="0" w:type="dxa"/>
-            <w:bottom w:w="0" w:type="dxa"/>
-          </w:tblCellMar>
-        </w:tblPrEx>
         <w:tc>
           <w:tcPr>
             <w:tcW w:w="9360" w:type="dxa"/>
@@ -3198,12 +3150,6 @@
         <w:gridCol w:w="9360"/>
       </w:tblGrid>
       <w:tr>
-        <w:tblPrEx>
-          <w:tblCellMar>
-            <w:top w:w="0" w:type="dxa"/>
-            <w:bottom w:w="0" w:type="dxa"/>
-          </w:tblCellMar>
-        </w:tblPrEx>
         <w:tc>
           <w:tcPr>
             <w:tcW w:w="9360" w:type="dxa"/>
@@ -3583,12 +3529,6 @@
         <w:gridCol w:w="9360"/>
       </w:tblGrid>
       <w:tr>
-        <w:tblPrEx>
-          <w:tblCellMar>
-            <w:top w:w="0" w:type="dxa"/>
-            <w:bottom w:w="0" w:type="dxa"/>
-          </w:tblCellMar>
-        </w:tblPrEx>
         <w:tc>
           <w:tcPr>
             <w:tcW w:w="9360" w:type="dxa"/>
@@ -4324,12 +4264,6 @@
         <w:gridCol w:w="9360"/>
       </w:tblGrid>
       <w:tr>
-        <w:tblPrEx>
-          <w:tblCellMar>
-            <w:top w:w="0" w:type="dxa"/>
-            <w:bottom w:w="0" w:type="dxa"/>
-          </w:tblCellMar>
-        </w:tblPrEx>
         <w:tc>
           <w:tcPr>
             <w:tcW w:w="9360" w:type="dxa"/>
@@ -4518,12 +4452,6 @@
         <w:gridCol w:w="9360"/>
       </w:tblGrid>
       <w:tr>
-        <w:tblPrEx>
-          <w:tblCellMar>
-            <w:top w:w="0" w:type="dxa"/>
-            <w:bottom w:w="0" w:type="dxa"/>
-          </w:tblCellMar>
-        </w:tblPrEx>
         <w:tc>
           <w:tcPr>
             <w:tcW w:w="9360" w:type="dxa"/>
@@ -5018,12 +4946,6 @@
         <w:gridCol w:w="9360"/>
       </w:tblGrid>
       <w:tr>
-        <w:tblPrEx>
-          <w:tblCellMar>
-            <w:top w:w="0" w:type="dxa"/>
-            <w:bottom w:w="0" w:type="dxa"/>
-          </w:tblCellMar>
-        </w:tblPrEx>
         <w:tc>
           <w:tcPr>
             <w:tcW w:w="9360" w:type="dxa"/>
@@ -5219,12 +5141,6 @@
         <w:gridCol w:w="9360"/>
       </w:tblGrid>
       <w:tr>
-        <w:tblPrEx>
-          <w:tblCellMar>
-            <w:top w:w="0" w:type="dxa"/>
-            <w:bottom w:w="0" w:type="dxa"/>
-          </w:tblCellMar>
-        </w:tblPrEx>
         <w:tc>
           <w:tcPr>
             <w:tcW w:w="9360" w:type="dxa"/>
@@ -5640,12 +5556,6 @@
         <w:gridCol w:w="9360"/>
       </w:tblGrid>
       <w:tr>
-        <w:tblPrEx>
-          <w:tblCellMar>
-            <w:top w:w="0" w:type="dxa"/>
-            <w:bottom w:w="0" w:type="dxa"/>
-          </w:tblCellMar>
-        </w:tblPrEx>
         <w:tc>
           <w:tcPr>
             <w:tcW w:w="9360" w:type="dxa"/>
@@ -6619,12 +6529,6 @@
         <w:gridCol w:w="12"/>
       </w:tblGrid>
       <w:tr>
-        <w:tblPrEx>
-          <w:tblCellMar>
-            <w:top w:w="0" w:type="dxa"/>
-            <w:bottom w:w="0" w:type="dxa"/>
-          </w:tblCellMar>
-        </w:tblPrEx>
         <w:trPr>
           <w:gridAfter w:val="1"/>
           <w:wAfter w:w="12" w:type="dxa"/>
@@ -6690,12 +6594,6 @@
         </w:tc>
       </w:tr>
       <w:tr>
-        <w:tblPrEx>
-          <w:tblCellMar>
-            <w:top w:w="0" w:type="dxa"/>
-            <w:bottom w:w="0" w:type="dxa"/>
-          </w:tblCellMar>
-        </w:tblPrEx>
         <w:trPr>
           <w:gridAfter w:val="1"/>
           <w:wAfter w:w="12" w:type="dxa"/>
@@ -6761,12 +6659,6 @@
         </w:tc>
       </w:tr>
       <w:tr>
-        <w:tblPrEx>
-          <w:tblCellMar>
-            <w:top w:w="0" w:type="dxa"/>
-            <w:bottom w:w="0" w:type="dxa"/>
-          </w:tblCellMar>
-        </w:tblPrEx>
         <w:trPr>
           <w:gridAfter w:val="1"/>
           <w:wAfter w:w="12" w:type="dxa"/>
@@ -6832,12 +6724,6 @@
         </w:tc>
       </w:tr>
       <w:tr>
-        <w:tblPrEx>
-          <w:tblCellMar>
-            <w:top w:w="0" w:type="dxa"/>
-            <w:bottom w:w="0" w:type="dxa"/>
-          </w:tblCellMar>
-        </w:tblPrEx>
         <w:trPr>
           <w:gridAfter w:val="1"/>
           <w:wAfter w:w="12" w:type="dxa"/>
@@ -6921,12 +6807,6 @@
         </w:tc>
       </w:tr>
       <w:tr>
-        <w:tblPrEx>
-          <w:tblCellMar>
-            <w:top w:w="0" w:type="dxa"/>
-            <w:bottom w:w="0" w:type="dxa"/>
-          </w:tblCellMar>
-        </w:tblPrEx>
         <w:trPr>
           <w:gridAfter w:val="1"/>
           <w:wAfter w:w="12" w:type="dxa"/>
@@ -6992,12 +6872,6 @@
         </w:tc>
       </w:tr>
       <w:tr>
-        <w:tblPrEx>
-          <w:tblCellMar>
-            <w:top w:w="0" w:type="dxa"/>
-            <w:bottom w:w="0" w:type="dxa"/>
-          </w:tblCellMar>
-        </w:tblPrEx>
         <w:trPr>
           <w:gridAfter w:val="1"/>
           <w:wAfter w:w="12" w:type="dxa"/>
@@ -7064,12 +6938,6 @@
         </w:tc>
       </w:tr>
       <w:tr>
-        <w:tblPrEx>
-          <w:tblCellMar>
-            <w:top w:w="0" w:type="dxa"/>
-            <w:bottom w:w="0" w:type="dxa"/>
-          </w:tblCellMar>
-        </w:tblPrEx>
         <w:trPr>
           <w:gridAfter w:val="1"/>
           <w:wAfter w:w="12" w:type="dxa"/>
@@ -7135,12 +7003,6 @@
         </w:tc>
       </w:tr>
       <w:tr>
-        <w:tblPrEx>
-          <w:tblCellMar>
-            <w:top w:w="0" w:type="dxa"/>
-            <w:bottom w:w="0" w:type="dxa"/>
-          </w:tblCellMar>
-        </w:tblPrEx>
         <w:trPr>
           <w:gridAfter w:val="1"/>
           <w:wAfter w:w="12" w:type="dxa"/>
@@ -7206,12 +7068,6 @@
         </w:tc>
       </w:tr>
       <w:tr>
-        <w:tblPrEx>
-          <w:tblCellMar>
-            <w:top w:w="0" w:type="dxa"/>
-            <w:bottom w:w="0" w:type="dxa"/>
-          </w:tblCellMar>
-        </w:tblPrEx>
         <w:trPr>
           <w:gridAfter w:val="1"/>
           <w:wAfter w:w="12" w:type="dxa"/>
@@ -7277,12 +7133,6 @@
         </w:tc>
       </w:tr>
       <w:tr>
-        <w:tblPrEx>
-          <w:tblCellMar>
-            <w:top w:w="0" w:type="dxa"/>
-            <w:bottom w:w="0" w:type="dxa"/>
-          </w:tblCellMar>
-        </w:tblPrEx>
         <w:trPr>
           <w:gridBefore w:val="1"/>
           <w:wBefore w:w="12" w:type="dxa"/>
@@ -7730,12 +7580,6 @@
         <w:gridCol w:w="9360"/>
       </w:tblGrid>
       <w:tr>
-        <w:tblPrEx>
-          <w:tblCellMar>
-            <w:top w:w="0" w:type="dxa"/>
-            <w:bottom w:w="0" w:type="dxa"/>
-          </w:tblCellMar>
-        </w:tblPrEx>
         <w:tc>
           <w:tcPr>
             <w:tcW w:w="9360" w:type="dxa"/>
@@ -8111,12 +7955,6 @@
         <w:gridCol w:w="9360"/>
       </w:tblGrid>
       <w:tr>
-        <w:tblPrEx>
-          <w:tblCellMar>
-            <w:top w:w="0" w:type="dxa"/>
-            <w:bottom w:w="0" w:type="dxa"/>
-          </w:tblCellMar>
-        </w:tblPrEx>
         <w:tc>
           <w:tcPr>
             <w:tcW w:w="9360" w:type="dxa"/>
@@ -8212,12 +8050,6 @@
         </w:tc>
       </w:tr>
       <w:tr>
-        <w:tblPrEx>
-          <w:tblCellMar>
-            <w:top w:w="0" w:type="dxa"/>
-            <w:bottom w:w="0" w:type="dxa"/>
-          </w:tblCellMar>
-        </w:tblPrEx>
         <w:tc>
           <w:tcPr>
             <w:tcW w:w="9360" w:type="dxa"/>
@@ -8353,12 +8185,6 @@
         <w:gridCol w:w="3160"/>
       </w:tblGrid>
       <w:tr>
-        <w:tblPrEx>
-          <w:tblCellMar>
-            <w:top w:w="0" w:type="dxa"/>
-            <w:bottom w:w="0" w:type="dxa"/>
-          </w:tblCellMar>
-        </w:tblPrEx>
         <w:tc>
           <w:tcPr>
             <w:tcW w:w="3400" w:type="dxa"/>
@@ -8481,12 +8307,6 @@
         </w:tc>
       </w:tr>
       <w:tr>
-        <w:tblPrEx>
-          <w:tblCellMar>
-            <w:top w:w="0" w:type="dxa"/>
-            <w:bottom w:w="0" w:type="dxa"/>
-          </w:tblCellMar>
-        </w:tblPrEx>
         <w:tc>
           <w:tcPr>
             <w:tcW w:w="3400" w:type="dxa"/>
@@ -8601,12 +8421,6 @@
         </w:tc>
       </w:tr>
       <w:tr>
-        <w:tblPrEx>
-          <w:tblCellMar>
-            <w:top w:w="0" w:type="dxa"/>
-            <w:bottom w:w="0" w:type="dxa"/>
-          </w:tblCellMar>
-        </w:tblPrEx>
         <w:tc>
           <w:tcPr>
             <w:tcW w:w="3400" w:type="dxa"/>
@@ -8759,12 +8573,6 @@
         </w:tc>
       </w:tr>
       <w:tr>
-        <w:tblPrEx>
-          <w:tblCellMar>
-            <w:top w:w="0" w:type="dxa"/>
-            <w:bottom w:w="0" w:type="dxa"/>
-          </w:tblCellMar>
-        </w:tblPrEx>
         <w:tc>
           <w:tcPr>
             <w:tcW w:w="3400" w:type="dxa"/>
@@ -8897,12 +8705,6 @@
         </w:tc>
       </w:tr>
       <w:tr>
-        <w:tblPrEx>
-          <w:tblCellMar>
-            <w:top w:w="0" w:type="dxa"/>
-            <w:bottom w:w="0" w:type="dxa"/>
-          </w:tblCellMar>
-        </w:tblPrEx>
         <w:tc>
           <w:tcPr>
             <w:tcW w:w="3400" w:type="dxa"/>
@@ -9017,12 +8819,6 @@
         </w:tc>
       </w:tr>
       <w:tr>
-        <w:tblPrEx>
-          <w:tblCellMar>
-            <w:top w:w="0" w:type="dxa"/>
-            <w:bottom w:w="0" w:type="dxa"/>
-          </w:tblCellMar>
-        </w:tblPrEx>
         <w:tc>
           <w:tcPr>
             <w:tcW w:w="3400" w:type="dxa"/>
@@ -9137,12 +8933,6 @@
         </w:tc>
       </w:tr>
       <w:tr>
-        <w:tblPrEx>
-          <w:tblCellMar>
-            <w:top w:w="0" w:type="dxa"/>
-            <w:bottom w:w="0" w:type="dxa"/>
-          </w:tblCellMar>
-        </w:tblPrEx>
         <w:tc>
           <w:tcPr>
             <w:tcW w:w="3400" w:type="dxa"/>
@@ -9285,12 +9075,6 @@
         </w:tc>
       </w:tr>
       <w:tr>
-        <w:tblPrEx>
-          <w:tblCellMar>
-            <w:top w:w="0" w:type="dxa"/>
-            <w:bottom w:w="0" w:type="dxa"/>
-          </w:tblCellMar>
-        </w:tblPrEx>
         <w:tc>
           <w:tcPr>
             <w:tcW w:w="3400" w:type="dxa"/>
@@ -9423,12 +9207,6 @@
         </w:tc>
       </w:tr>
       <w:tr>
-        <w:tblPrEx>
-          <w:tblCellMar>
-            <w:top w:w="0" w:type="dxa"/>
-            <w:bottom w:w="0" w:type="dxa"/>
-          </w:tblCellMar>
-        </w:tblPrEx>
         <w:tc>
           <w:tcPr>
             <w:tcW w:w="3400" w:type="dxa"/>
@@ -9561,12 +9339,6 @@
         </w:tc>
       </w:tr>
       <w:tr>
-        <w:tblPrEx>
-          <w:tblCellMar>
-            <w:top w:w="0" w:type="dxa"/>
-            <w:bottom w:w="0" w:type="dxa"/>
-          </w:tblCellMar>
-        </w:tblPrEx>
         <w:tc>
           <w:tcPr>
             <w:tcW w:w="3400" w:type="dxa"/>
@@ -9717,12 +9489,6 @@
         </w:tc>
       </w:tr>
       <w:tr>
-        <w:tblPrEx>
-          <w:tblCellMar>
-            <w:top w:w="0" w:type="dxa"/>
-            <w:bottom w:w="0" w:type="dxa"/>
-          </w:tblCellMar>
-        </w:tblPrEx>
         <w:tc>
           <w:tcPr>
             <w:tcW w:w="3400" w:type="dxa"/>
@@ -9837,12 +9603,6 @@
         </w:tc>
       </w:tr>
       <w:tr>
-        <w:tblPrEx>
-          <w:tblCellMar>
-            <w:top w:w="0" w:type="dxa"/>
-            <w:bottom w:w="0" w:type="dxa"/>
-          </w:tblCellMar>
-        </w:tblPrEx>
         <w:tc>
           <w:tcPr>
             <w:tcW w:w="3400" w:type="dxa"/>
@@ -9967,12 +9727,6 @@
         </w:tc>
       </w:tr>
       <w:tr>
-        <w:tblPrEx>
-          <w:tblCellMar>
-            <w:top w:w="0" w:type="dxa"/>
-            <w:bottom w:w="0" w:type="dxa"/>
-          </w:tblCellMar>
-        </w:tblPrEx>
         <w:tc>
           <w:tcPr>
             <w:tcW w:w="3400" w:type="dxa"/>
@@ -10087,12 +9841,6 @@
         </w:tc>
       </w:tr>
       <w:tr>
-        <w:tblPrEx>
-          <w:tblCellMar>
-            <w:top w:w="0" w:type="dxa"/>
-            <w:bottom w:w="0" w:type="dxa"/>
-          </w:tblCellMar>
-        </w:tblPrEx>
         <w:tc>
           <w:tcPr>
             <w:tcW w:w="3400" w:type="dxa"/>
@@ -10217,12 +9965,6 @@
         </w:tc>
       </w:tr>
       <w:tr>
-        <w:tblPrEx>
-          <w:tblCellMar>
-            <w:top w:w="0" w:type="dxa"/>
-            <w:bottom w:w="0" w:type="dxa"/>
-          </w:tblCellMar>
-        </w:tblPrEx>
         <w:tc>
           <w:tcPr>
             <w:tcW w:w="3400" w:type="dxa"/>
@@ -10337,12 +10079,6 @@
         </w:tc>
       </w:tr>
       <w:tr>
-        <w:tblPrEx>
-          <w:tblCellMar>
-            <w:top w:w="0" w:type="dxa"/>
-            <w:bottom w:w="0" w:type="dxa"/>
-          </w:tblCellMar>
-        </w:tblPrEx>
         <w:tc>
           <w:tcPr>
             <w:tcW w:w="3400" w:type="dxa"/>
@@ -10467,12 +10203,6 @@
         </w:tc>
       </w:tr>
       <w:tr>
-        <w:tblPrEx>
-          <w:tblCellMar>
-            <w:top w:w="0" w:type="dxa"/>
-            <w:bottom w:w="0" w:type="dxa"/>
-          </w:tblCellMar>
-        </w:tblPrEx>
         <w:tc>
           <w:tcPr>
             <w:tcW w:w="3400" w:type="dxa"/>
@@ -10587,12 +10317,6 @@
         </w:tc>
       </w:tr>
       <w:tr>
-        <w:tblPrEx>
-          <w:tblCellMar>
-            <w:top w:w="0" w:type="dxa"/>
-            <w:bottom w:w="0" w:type="dxa"/>
-          </w:tblCellMar>
-        </w:tblPrEx>
         <w:tc>
           <w:tcPr>
             <w:tcW w:w="3400" w:type="dxa"/>
@@ -10729,12 +10453,6 @@
         </w:tc>
       </w:tr>
       <w:tr>
-        <w:tblPrEx>
-          <w:tblCellMar>
-            <w:top w:w="0" w:type="dxa"/>
-            <w:bottom w:w="0" w:type="dxa"/>
-          </w:tblCellMar>
-        </w:tblPrEx>
         <w:tc>
           <w:tcPr>
             <w:tcW w:w="3400" w:type="dxa"/>
@@ -10867,12 +10585,6 @@
         </w:tc>
       </w:tr>
       <w:tr>
-        <w:tblPrEx>
-          <w:tblCellMar>
-            <w:top w:w="0" w:type="dxa"/>
-            <w:bottom w:w="0" w:type="dxa"/>
-          </w:tblCellMar>
-        </w:tblPrEx>
         <w:tc>
           <w:tcPr>
             <w:tcW w:w="3400" w:type="dxa"/>
@@ -10987,12 +10699,6 @@
         </w:tc>
       </w:tr>
       <w:tr>
-        <w:tblPrEx>
-          <w:tblCellMar>
-            <w:top w:w="0" w:type="dxa"/>
-            <w:bottom w:w="0" w:type="dxa"/>
-          </w:tblCellMar>
-        </w:tblPrEx>
         <w:tc>
           <w:tcPr>
             <w:tcW w:w="3400" w:type="dxa"/>
@@ -11117,12 +10823,6 @@
         </w:tc>
       </w:tr>
       <w:tr>
-        <w:tblPrEx>
-          <w:tblCellMar>
-            <w:top w:w="0" w:type="dxa"/>
-            <w:bottom w:w="0" w:type="dxa"/>
-          </w:tblCellMar>
-        </w:tblPrEx>
         <w:tc>
           <w:tcPr>
             <w:tcW w:w="3400" w:type="dxa"/>
@@ -11255,12 +10955,6 @@
         </w:tc>
       </w:tr>
       <w:tr>
-        <w:tblPrEx>
-          <w:tblCellMar>
-            <w:top w:w="0" w:type="dxa"/>
-            <w:bottom w:w="0" w:type="dxa"/>
-          </w:tblCellMar>
-        </w:tblPrEx>
         <w:tc>
           <w:tcPr>
             <w:tcW w:w="3400" w:type="dxa"/>
@@ -11428,12 +11122,6 @@
         <w:gridCol w:w="9360"/>
       </w:tblGrid>
       <w:tr>
-        <w:tblPrEx>
-          <w:tblCellMar>
-            <w:top w:w="0" w:type="dxa"/>
-            <w:bottom w:w="0" w:type="dxa"/>
-          </w:tblCellMar>
-        </w:tblPrEx>
         <w:tc>
           <w:tcPr>
             <w:tcW w:w="9360" w:type="dxa"/>
